--- a/tillsyn/A 12336-2026 tillsynsbegäran.docx
+++ b/tillsyn/A 12336-2026 tillsynsbegäran.docx
@@ -12,7 +12,7 @@
     </w:p>
     <w:p>
       <w:r>
-        <w:t>Detta dokument behandlar höga naturvärden i avverkningsanmälan A 12336-2026 i Örnsköldsviks kommun. Denna avverkningsanmälan inkom 2026-03-06 15:20:28 och omfattar 6,1 ha.</w:t>
+        <w:t>Detta dokument behandlar höga naturvärden i avverkningsanmälan A 12336-2026 i Örnsköldsviks kommun. Denna avverkningsanmälan inkom 2026-03-06 00:00:00 och omfattar 6,1 ha.</w:t>
       </w:r>
     </w:p>
     <w:p>
@@ -984,7 +984,7 @@
     <w:r>
       <w:tab/>
       <w:tab/>
-      <w:t>2026-03-13</w:t>
+      <w:t>2026-03-16</w:t>
       <w:br/>
       <w:br/>
     </w:r>

--- a/tillsyn/A 12336-2026 tillsynsbegäran.docx
+++ b/tillsyn/A 12336-2026 tillsynsbegäran.docx
@@ -984,7 +984,7 @@
     <w:r>
       <w:tab/>
       <w:tab/>
-      <w:t>2026-03-16</w:t>
+      <w:t>2026-03-17</w:t>
       <w:br/>
       <w:br/>
     </w:r>

--- a/tillsyn/A 12336-2026 tillsynsbegäran.docx
+++ b/tillsyn/A 12336-2026 tillsynsbegäran.docx
@@ -984,7 +984,7 @@
     <w:r>
       <w:tab/>
       <w:tab/>
-      <w:t>2026-03-17</w:t>
+      <w:t>2026-03-18</w:t>
       <w:br/>
       <w:br/>
     </w:r>

--- a/tillsyn/A 12336-2026 tillsynsbegäran.docx
+++ b/tillsyn/A 12336-2026 tillsynsbegäran.docx
@@ -984,7 +984,7 @@
     <w:r>
       <w:tab/>
       <w:tab/>
-      <w:t>2026-03-18</w:t>
+      <w:t>2026-03-19</w:t>
       <w:br/>
       <w:br/>
     </w:r>

--- a/tillsyn/A 12336-2026 tillsynsbegäran.docx
+++ b/tillsyn/A 12336-2026 tillsynsbegäran.docx
@@ -984,7 +984,7 @@
     <w:r>
       <w:tab/>
       <w:tab/>
-      <w:t>2026-03-19</w:t>
+      <w:t>2026-03-20</w:t>
       <w:br/>
       <w:br/>
     </w:r>

--- a/tillsyn/A 12336-2026 tillsynsbegäran.docx
+++ b/tillsyn/A 12336-2026 tillsynsbegäran.docx
@@ -984,7 +984,7 @@
     <w:r>
       <w:tab/>
       <w:tab/>
-      <w:t>2026-03-20</w:t>
+      <w:t>2026-03-21</w:t>
       <w:br/>
       <w:br/>
     </w:r>

--- a/tillsyn/A 12336-2026 tillsynsbegäran.docx
+++ b/tillsyn/A 12336-2026 tillsynsbegäran.docx
@@ -984,7 +984,7 @@
     <w:r>
       <w:tab/>
       <w:tab/>
-      <w:t>2026-03-21</w:t>
+      <w:t>2026-03-22</w:t>
       <w:br/>
       <w:br/>
     </w:r>

--- a/tillsyn/A 12336-2026 tillsynsbegäran.docx
+++ b/tillsyn/A 12336-2026 tillsynsbegäran.docx
@@ -984,7 +984,7 @@
     <w:r>
       <w:tab/>
       <w:tab/>
-      <w:t>2026-03-22</w:t>
+      <w:t>2026-03-23</w:t>
       <w:br/>
       <w:br/>
     </w:r>

--- a/tillsyn/A 12336-2026 tillsynsbegäran.docx
+++ b/tillsyn/A 12336-2026 tillsynsbegäran.docx
@@ -984,7 +984,7 @@
     <w:r>
       <w:tab/>
       <w:tab/>
-      <w:t>2026-03-23</w:t>
+      <w:t>2026-03-24</w:t>
       <w:br/>
       <w:br/>
     </w:r>

--- a/tillsyn/A 12336-2026 tillsynsbegäran.docx
+++ b/tillsyn/A 12336-2026 tillsynsbegäran.docx
@@ -984,7 +984,7 @@
     <w:r>
       <w:tab/>
       <w:tab/>
-      <w:t>2026-03-24</w:t>
+      <w:t>2026-03-25</w:t>
       <w:br/>
       <w:br/>
     </w:r>

--- a/tillsyn/A 12336-2026 tillsynsbegäran.docx
+++ b/tillsyn/A 12336-2026 tillsynsbegäran.docx
@@ -984,7 +984,7 @@
     <w:r>
       <w:tab/>
       <w:tab/>
-      <w:t>2026-03-25</w:t>
+      <w:t>2026-03-26</w:t>
       <w:br/>
       <w:br/>
     </w:r>

--- a/tillsyn/A 12336-2026 tillsynsbegäran.docx
+++ b/tillsyn/A 12336-2026 tillsynsbegäran.docx
@@ -984,7 +984,7 @@
     <w:r>
       <w:tab/>
       <w:tab/>
-      <w:t>2026-03-26</w:t>
+      <w:t>2026-03-27</w:t>
       <w:br/>
       <w:br/>
     </w:r>

--- a/tillsyn/A 12336-2026 tillsynsbegäran.docx
+++ b/tillsyn/A 12336-2026 tillsynsbegäran.docx
@@ -984,7 +984,7 @@
     <w:r>
       <w:tab/>
       <w:tab/>
-      <w:t>2026-03-27</w:t>
+      <w:t>2026-03-28</w:t>
       <w:br/>
       <w:br/>
     </w:r>

--- a/tillsyn/A 12336-2026 tillsynsbegäran.docx
+++ b/tillsyn/A 12336-2026 tillsynsbegäran.docx
@@ -984,7 +984,7 @@
     <w:r>
       <w:tab/>
       <w:tab/>
-      <w:t>2026-03-28</w:t>
+      <w:t>2026-03-29</w:t>
       <w:br/>
       <w:br/>
     </w:r>

--- a/tillsyn/A 12336-2026 tillsynsbegäran.docx
+++ b/tillsyn/A 12336-2026 tillsynsbegäran.docx
@@ -984,7 +984,7 @@
     <w:r>
       <w:tab/>
       <w:tab/>
-      <w:t>2026-03-29</w:t>
+      <w:t>2026-03-30</w:t>
       <w:br/>
       <w:br/>
     </w:r>

--- a/tillsyn/A 12336-2026 tillsynsbegäran.docx
+++ b/tillsyn/A 12336-2026 tillsynsbegäran.docx
@@ -984,7 +984,7 @@
     <w:r>
       <w:tab/>
       <w:tab/>
-      <w:t>2026-03-30</w:t>
+      <w:t>2026-03-31</w:t>
       <w:br/>
       <w:br/>
     </w:r>

--- a/tillsyn/A 12336-2026 tillsynsbegäran.docx
+++ b/tillsyn/A 12336-2026 tillsynsbegäran.docx
@@ -984,7 +984,7 @@
     <w:r>
       <w:tab/>
       <w:tab/>
-      <w:t>2026-03-31</w:t>
+      <w:t>2026-04-01</w:t>
       <w:br/>
       <w:br/>
     </w:r>

--- a/tillsyn/A 12336-2026 tillsynsbegäran.docx
+++ b/tillsyn/A 12336-2026 tillsynsbegäran.docx
@@ -984,7 +984,7 @@
     <w:r>
       <w:tab/>
       <w:tab/>
-      <w:t>2026-04-01</w:t>
+      <w:t>2026-04-02</w:t>
       <w:br/>
       <w:br/>
     </w:r>

--- a/tillsyn/A 12336-2026 tillsynsbegäran.docx
+++ b/tillsyn/A 12336-2026 tillsynsbegäran.docx
@@ -984,7 +984,7 @@
     <w:r>
       <w:tab/>
       <w:tab/>
-      <w:t>2026-04-02</w:t>
+      <w:t>2026-04-03</w:t>
       <w:br/>
       <w:br/>
     </w:r>

--- a/tillsyn/A 12336-2026 tillsynsbegäran.docx
+++ b/tillsyn/A 12336-2026 tillsynsbegäran.docx
@@ -984,7 +984,7 @@
     <w:r>
       <w:tab/>
       <w:tab/>
-      <w:t>2026-04-03</w:t>
+      <w:t>2026-04-04</w:t>
       <w:br/>
       <w:br/>
     </w:r>

--- a/tillsyn/A 12336-2026 tillsynsbegäran.docx
+++ b/tillsyn/A 12336-2026 tillsynsbegäran.docx
@@ -984,7 +984,7 @@
     <w:r>
       <w:tab/>
       <w:tab/>
-      <w:t>2026-04-04</w:t>
+      <w:t>2026-04-05</w:t>
       <w:br/>
       <w:br/>
     </w:r>

--- a/tillsyn/A 12336-2026 tillsynsbegäran.docx
+++ b/tillsyn/A 12336-2026 tillsynsbegäran.docx
@@ -984,7 +984,7 @@
     <w:r>
       <w:tab/>
       <w:tab/>
-      <w:t>2026-04-05</w:t>
+      <w:t>2026-04-06</w:t>
       <w:br/>
       <w:br/>
     </w:r>

--- a/tillsyn/A 12336-2026 tillsynsbegäran.docx
+++ b/tillsyn/A 12336-2026 tillsynsbegäran.docx
@@ -95,10 +95,10 @@
         <w:rPr>
           <w:b/>
         </w:rPr>
-        <w:t>Garnlav (NT)</w:t>
-      </w:r>
-      <w:r>
-        <w:t xml:space="preserve"> är en utpräglad barrskogsart som ibland kan drapera träden i norrländska grannaturskogar med hög luftfuktighet. Den förekommer även i talldominerade bestånd där den, förutom i trädens grenverk, påträffas hängande över ojämnheter i tallbarken. Arten har minskat starkt i södra och mellersta Sverige och den minskar även i sitt nordliga utbredningsområde. Orsaken till tillbakagången beror främst på slutavverkningar av naturskogsartade skogar. Bestånd med riklig förekomst bör regelmässigt sparas. Garnlav är värdväxt för den mycket sällsynta och akut hotade fjärilen barrskogslavfly (CR) som hör hemma i boreala barrskogar med riklig förekomst av värdväxten. Tidigare kunde arten konstateras årligen på flera platser vid Dala-Floda i Dalarna innan lokalerna kalavverkades. Senaste fyndet i landet av barrskogslavfly är från år 2000 då den påträffades vid Högberget i Sollefteå kommun. Garnlav är typisk art för </w:t>
+        <w:t>Garnlav (VU)</w:t>
+      </w:r>
+      <w:r>
+        <w:t xml:space="preserve"> är en utpräglad barrskogsart som ibland kan drapera träden i norrländska grannaturskogar med hög luftfuktighet. Den förekommer även i talldominerade bestånd där den, förutom i trädens grenverk, påträffas hängande över ojämnheter i tallbarken. Arten har minskat starkt i södra och mellersta Sverige och den minskar även i sitt nordliga utbredningsområde. Minskningstakten uppgår till 30 (20–50) % inom 50 år och överstiger gränsvärdet för Sårbar (VU). Orsaken till tillbakagången beror främst på slutavverkningar av naturskogsartade skogar. Bestånd med riklig förekomst bör regelmässigt sparas, vilket även gynnar flera andra sällsynta och rödlistade arter. Garnlav är värdväxt för den mycket sällsynta och akut hotade fjärilen barrskogslavfly (CR) som hör hemma i boreala barrskogar med riklig förekomst av värdväxten. Tidigare kunde arten konstateras årligen på flera platser vid Dala-Floda i Dalarna innan lokalerna kalavverkades. Senaste fyndet i landet av barrskogslavfly är från år 2000 då den påträffades vid Högberget i Sollefteå kommun. Garnlav är typisk art för </w:t>
       </w:r>
       <w:r>
         <w:rPr>
@@ -116,7 +116,7 @@
         <w:t xml:space="preserve"> 9070 Trädklädd betesmark</w:t>
       </w:r>
       <w:r>
-        <w:t xml:space="preserve"> (SLU Artdatabanken, 2024).</w:t>
+        <w:t xml:space="preserve"> (SLU Artdatabanken, 2026).</w:t>
       </w:r>
     </w:p>
     <w:p>
@@ -124,10 +124,10 @@
         <w:rPr>
           <w:b/>
         </w:rPr>
-        <w:t>Gränsticka (NT)</w:t>
-      </w:r>
-      <w:r>
-        <w:t xml:space="preserve"> är en mycket bra signalart inom hela sitt utbredningsområde. Den är huvudsakligen knuten till restbestånd av barrnaturskog och förekommer med ett tydligt optimum i orörda eller måttligt påverkade gamla granskogar där det föreligger långvarig kontinuitet av grov död ved. Lokaler som hyser arten, speciellt i mellersta och södra Sverige, bör undantas från skogsbruk. Gränsticka är typisk art för </w:t>
+        <w:t>Gränsticka (VU)</w:t>
+      </w:r>
+      <w:r>
+        <w:t xml:space="preserve"> är en mycket bra signalart inom hela sitt utbredningsområde. Den är huvudsakligen knuten till restbestånd av barrnaturskog och förekommer med ett tydligt optimum i orörda eller måttligt påverkade gamla granskogar där det föreligger långvarig kontinuitet av grov död ved. Den totala populationen bedöms ha minskat och fortsätter att minska i takt med att grankontinuitetsskogar (äldre tidigare icke kalavverkade skogar) minskar i areal. Minskningstakten överstiger gränsvärdet för sårbar (VU). Lokaler som hyser arten bör undantas från skogsbruk, speciellt i mellersta och södra Sverige. Gränsticka är typisk art för </w:t>
       </w:r>
       <w:r>
         <w:rPr>
@@ -136,7 +136,7 @@
         <w:t>9010 Taiga</w:t>
       </w:r>
       <w:r>
-        <w:t xml:space="preserve"> (SLU Artdatabanken, 2024; Nitare &amp; Skogsstyrelsen, 2019).</w:t>
+        <w:t xml:space="preserve"> (SLU Artdatabanken, 2026; Nitare &amp; Skogsstyrelsen, 2019).</w:t>
       </w:r>
     </w:p>
     <w:p>
@@ -144,10 +144,10 @@
         <w:rPr>
           <w:b/>
         </w:rPr>
-        <w:t>Rynkskinn (VU)</w:t>
-      </w:r>
-      <w:r>
-        <w:t xml:space="preserve">, rödlistad som sårbar, är en vednedbrytare som växer på grova granlågor och ingår i en karaktäristisk association av vedsvampar knutna till urskogsartade barrskogar. Den har klassificerats som en “urskogsindikator” och är placerad i toppen av Skogsstyrelsens värdepyramid för bedömning av skog med höga naturvärden. Allt tyder på att rynkskinn är mycket känslig för skogliga ingrepp. Rynkskinn är typisk art för </w:t>
+        <w:t>Rynkskinn (NT)</w:t>
+      </w:r>
+      <w:r>
+        <w:t xml:space="preserve"> är en vednedbrytare som växer på grova granlågor och ingår i en karaktäristisk association av vedsvampar knutna till urskogsartade barrskogar. Den har klassificerats som en “urskogsindikator” och är placerad i toppen av Skogsstyrelsens värdepyramid för bedömning av skog med höga naturvärden. Allt tyder på att rynkskinn är mycket känslig för skogliga ingrepp och lokalerna, som oftast har höga biologiska kvaliteter, bör lämnas till fri utveckling. Rynkskinn är typisk art för </w:t>
       </w:r>
       <w:r>
         <w:rPr>
@@ -165,7 +165,7 @@
         <w:t xml:space="preserve"> 9030 Landhöjningsskog</w:t>
       </w:r>
       <w:r>
-        <w:t xml:space="preserve"> (Nitare &amp; Skogsstyrelsen, 2019; SLU Artdatabanken, 2024).</w:t>
+        <w:t xml:space="preserve"> (Nitare &amp; Skogsstyrelsen, 2019; SLU Artdatabanken, 2026).</w:t>
       </w:r>
     </w:p>
     <w:p>
@@ -205,7 +205,34 @@
         <w:t>Ullticka (NT)</w:t>
       </w:r>
       <w:r>
-        <w:t xml:space="preserve"> är knuten till restbestånd av barrnaturskog och förekommer med ett tydligt optimum i orörda eller måttligt påverkade gamla granskogar där det föreligger viss kontinuitet av grov död ved. Ullticka är en bra signalart inom hela sitt utbredningsområde och i södra Sverige är den sällsynt och en god signalart för skyddsvärda granskogsmiljöer. Den hotas av avverkning och fragmentering av naturskog och äldre granskog med lång trädkontinuitet. Ullticka är typisk art för </w:t>
+        <w:t xml:space="preserve"> är knuten till restbestånd av barrnaturskog och förekommer med ett tydligt optimum i orörda eller måttligt påverkade gamla granskogar där det föreligger viss kontinuitet av grov död ved. Ullticka är en bra signalart inom hela sitt utbredningsområde och i södra Sverige är den sällsynt och en god signalart för skyddsvärda granskogsmiljöer. Den hotas av avverkning och fragmentering av naturskog och äldre granskog med lång trädkontinuitet. På ullticka kan ibland ulltickeporing (VU) påträffas - det är en sällsynt ticka som nyligen delats upp i de tre olika arterna ulltickeporing </w:t>
+      </w:r>
+      <w:r>
+        <w:rPr>
+          <w:i/>
+        </w:rPr>
+        <w:t xml:space="preserve">Skeletocutis brevispora </w:t>
+      </w:r>
+      <w:r>
+        <w:t>(VU)</w:t>
+      </w:r>
+      <w:r>
+        <w:rPr>
+          <w:i/>
+        </w:rPr>
+        <w:t>, Skeletocutis delicata</w:t>
+      </w:r>
+      <w:r>
+        <w:t xml:space="preserve"> (VU)</w:t>
+      </w:r>
+      <w:r>
+        <w:rPr>
+          <w:i/>
+        </w:rPr>
+        <w:t xml:space="preserve"> och Skeletocutis exilis</w:t>
+      </w:r>
+      <w:r>
+        <w:t xml:space="preserve"> (NT). Ullticka är typisk art för </w:t>
       </w:r>
       <w:r>
         <w:rPr>
@@ -223,25 +250,7 @@
         <w:t>9030 Landhöjningsskog</w:t>
       </w:r>
       <w:r>
-        <w:t xml:space="preserve">. På ullticka kan ibland ulltickeporing (VU) påträffas - det är en sällsynt ticka som nyligen delats upp i tre olika arter: </w:t>
-      </w:r>
-      <w:r>
-        <w:rPr>
-          <w:i/>
-        </w:rPr>
-        <w:t xml:space="preserve">Skeletocutis brevispora </w:t>
-      </w:r>
-      <w:r>
-        <w:t>(ulltickeporing)</w:t>
-      </w:r>
-      <w:r>
-        <w:rPr>
-          <w:i/>
-        </w:rPr>
-        <w:t>, Skeletocutis delicata och Skeletocutis exilis</w:t>
-      </w:r>
-      <w:r>
-        <w:t>. De två sistnämnda arterna står för närvarande (2020) som ej bedömda i rödlistan (SLU Artdatabanken, 2024; Nitare &amp; Skogsstyrelsen, 2019; Miettinen &amp; Niemelä, 2018).</w:t>
+        <w:t xml:space="preserve"> (SLU Artdatabanken, 2026; Nitare &amp; Skogsstyrelsen, 2019; Miettinen &amp; Niemelä, 2018).</w:t>
       </w:r>
     </w:p>
     <w:p>
@@ -400,10 +409,10 @@
         <w:rPr>
           <w:b/>
         </w:rPr>
-        <w:t>Spillkråka (NT, §4)</w:t>
-      </w:r>
-      <w:r>
-        <w:t xml:space="preserve"> är rödlistad som nära hotad och ingår i bilaga 1 i EU:s fågeldirektiv. Den minskar i population på grund av minskad tillgång på lämpliga bo- och födoträd och minskad födotillgång. Spillkråkans minskningstakt har uppgått till 19 (24–10) % under de senaste 15 åren och bedöms vara nära gränsvärdet för Sårbar (VU) (A2bc). Spillkråka är en nyckelart i skogliga miljöer vars övergivna bohål utnyttjas av flera andra hålhäckande fågelarter och fladdermöss. Den behöver grova träd, främst tall, asp och bok som boträd. Skogsbruk med korta omloppstider och täta, homogena ungskogar utgör det största hotet. Spillkråka är typisk art för </w:t>
+        <w:t>Spillkråka (§4)</w:t>
+      </w:r>
+      <w:r>
+        <w:t xml:space="preserve"> omfattas av bilaga 1 i EU:s fågeldirektiv och är typisk art för </w:t>
       </w:r>
       <w:r>
         <w:rPr>
@@ -418,10 +427,10 @@
         <w:rPr>
           <w:i/>
         </w:rPr>
-        <w:t xml:space="preserve"> 9740 Skogsbevuxen myr </w:t>
-      </w:r>
-      <w:r>
-        <w:t>(SLU Artdatabanken, 2025; Skogsstyrelsen 2016).</w:t>
+        <w:t xml:space="preserve"> 9740 Skogsbevuxen myr</w:t>
+      </w:r>
+      <w:r>
+        <w:t>. Den behöver grova träd, främst tall, asp och bok som boträd. Skogsbruk med korta omloppstider och täta, homogena ungskogar utgör det största hotet. Spillkråka är en nyckelart i skogliga miljöer vars övergivna bohål utnyttjas av flera andra hålhäckande fågelarter och fladdermöss, däribland pärluggla (EN, §4), knipa (§4), salskrake (§4) och skogsduva (§4). Hökuggla (VU, §4) och slaguggla (§4) häckar ofta i högstubbar som brutits av i höjd med ett gammalt spillkråkebo (SLU Artdatabanken, 2026; Skogsstyrelsen, 2016).</w:t>
       </w:r>
     </w:p>
     <w:p>
@@ -674,7 +683,7 @@
     </w:p>
     <w:p>
       <w:r>
-        <w:t xml:space="preserve">Spillkråka (NT) är rödlistad som nära hotad, fridlyst enligt §4 Artskyddsförordningen, typisk art för </w:t>
+        <w:t xml:space="preserve">Spillkråka (§4) ingår i bilaga 1 EU:s fågeldirektiv och är typisk art för </w:t>
       </w:r>
       <w:r>
         <w:rPr>
@@ -692,12 +701,12 @@
         <w:t xml:space="preserve"> 9740 Skogsbevuxen myr</w:t>
       </w:r>
       <w:r>
-        <w:t xml:space="preserve"> och ingår i bilaga 1 i EU:s fågeldirektiv. Spillkråka lever i både barr- och blandskog liksom i ren lövskog. De tätaste populationerna tenderar att finnas i äldre, variationsrik blandskog med gott om död ved och gamla träd. Spillkråka är en nyckelart i skogliga miljöer vars övergivna bohål utnyttjas av flera andra hålhäckande fågelarter och fladdermöss (SLU Artdatabanken, 2023; Skogsstyrelsen 2016).</w:t>
+        <w:t>. Den lever i både barr- och blandskog liksom i ren lövskog. De tätaste populationerna tenderar att finnas i äldre, variationsrik blandskog med gott om död ved och gamla träd. Varje par utnyttjar 400–1000 hektar skog beroende på skogens kvalitet. Skogsbruk med korta omloppstider och täta, homogena ungskogar utgör det största hotet (SLU Artdatabanken, 2026).</w:t>
       </w:r>
     </w:p>
     <w:p>
       <w:r>
-        <w:t>Varje par utnyttjar 400–1000 hektar skog beroende på skogens kvalitet. En minskning av populationen pågår på grund av minskad tillgång på lämpliga bo- och födoträd och minskad födotillgång. Spillkråkans minskningstakt har uppgått till 19 (24–10) % under de senaste 15 åren. Minskningstakten för den svenska populationen bedöms vara nära gränsvärdet för Sårbar (VU) (A2bc). Skogsbruk med korta omloppstider och täta, homogena ungskogar utgör det största hotet (SLU Artdatabanken 2023).</w:t>
+        <w:t>Spillkråka är en nyckelart i skogliga miljöer vars övergivna bohål utnyttjas av flera andra hålhäckande fågelarter och fladdermöss, däribland pärluggla (EN, §4), knipa (§4), salskrake (§4) och skogsduva (§4). Hökuggla (VU, §4) och slaguggla (§4) häckar ofta i högstubbar som brutits av i höjd med ett gammalt spillkråkebo (Skogsstyrelsen, 2016).</w:t>
       </w:r>
     </w:p>
     <w:p>
@@ -724,7 +733,7 @@
     </w:p>
     <w:p>
       <w:r>
-        <w:t xml:space="preserve">SLU Artdatabanken, 2023. </w:t>
+        <w:t xml:space="preserve">SLU Artdatabanken, 2026. </w:t>
       </w:r>
       <w:r>
         <w:rPr>
@@ -733,7 +742,7 @@
         <w:t xml:space="preserve">Artfaktablad. Naturvård – artfakta. </w:t>
       </w:r>
       <w:r>
-        <w:t>SLU Artdatabanken, Uppsala</w:t>
+        <w:t>SLU Artdatabanken, Uppsala.</w:t>
       </w:r>
     </w:p>
     <w:p>
@@ -984,7 +993,7 @@
     <w:r>
       <w:tab/>
       <w:tab/>
-      <w:t>2026-04-06</w:t>
+      <w:t>2026-04-07</w:t>
       <w:br/>
       <w:br/>
     </w:r>

--- a/tillsyn/A 12336-2026 tillsynsbegäran.docx
+++ b/tillsyn/A 12336-2026 tillsynsbegäran.docx
@@ -993,7 +993,7 @@
     <w:r>
       <w:tab/>
       <w:tab/>
-      <w:t>2026-04-07</w:t>
+      <w:t>2026-04-08</w:t>
       <w:br/>
       <w:br/>
     </w:r>

--- a/tillsyn/A 12336-2026 tillsynsbegäran.docx
+++ b/tillsyn/A 12336-2026 tillsynsbegäran.docx
@@ -993,7 +993,7 @@
     <w:r>
       <w:tab/>
       <w:tab/>
-      <w:t>2026-04-08</w:t>
+      <w:t>2026-04-09</w:t>
       <w:br/>
       <w:br/>
     </w:r>

--- a/tillsyn/A 12336-2026 tillsynsbegäran.docx
+++ b/tillsyn/A 12336-2026 tillsynsbegäran.docx
@@ -993,7 +993,7 @@
     <w:r>
       <w:tab/>
       <w:tab/>
-      <w:t>2026-04-09</w:t>
+      <w:t>2026-04-10</w:t>
       <w:br/>
       <w:br/>
     </w:r>

--- a/tillsyn/A 12336-2026 tillsynsbegäran.docx
+++ b/tillsyn/A 12336-2026 tillsynsbegäran.docx
@@ -993,7 +993,7 @@
     <w:r>
       <w:tab/>
       <w:tab/>
-      <w:t>2026-04-10</w:t>
+      <w:t>2026-04-11</w:t>
       <w:br/>
       <w:br/>
     </w:r>

--- a/tillsyn/A 12336-2026 tillsynsbegäran.docx
+++ b/tillsyn/A 12336-2026 tillsynsbegäran.docx
@@ -993,7 +993,7 @@
     <w:r>
       <w:tab/>
       <w:tab/>
-      <w:t>2026-04-11</w:t>
+      <w:t>2026-04-12</w:t>
       <w:br/>
       <w:br/>
     </w:r>

--- a/tillsyn/A 12336-2026 tillsynsbegäran.docx
+++ b/tillsyn/A 12336-2026 tillsynsbegäran.docx
@@ -993,7 +993,7 @@
     <w:r>
       <w:tab/>
       <w:tab/>
-      <w:t>2026-04-14</w:t>
+      <w:t>2026-04-15</w:t>
       <w:br/>
       <w:br/>
     </w:r>

--- a/tillsyn/A 12336-2026 tillsynsbegäran.docx
+++ b/tillsyn/A 12336-2026 tillsynsbegäran.docx
@@ -993,7 +993,7 @@
     <w:r>
       <w:tab/>
       <w:tab/>
-      <w:t>2026-04-15</w:t>
+      <w:t>2026-04-16</w:t>
       <w:br/>
       <w:br/>
     </w:r>

--- a/tillsyn/A 12336-2026 tillsynsbegäran.docx
+++ b/tillsyn/A 12336-2026 tillsynsbegäran.docx
@@ -993,7 +993,7 @@
     <w:r>
       <w:tab/>
       <w:tab/>
-      <w:t>2026-04-16</w:t>
+      <w:t>2026-04-17</w:t>
       <w:br/>
       <w:br/>
     </w:r>

--- a/tillsyn/A 12336-2026 tillsynsbegäran.docx
+++ b/tillsyn/A 12336-2026 tillsynsbegäran.docx
@@ -993,7 +993,7 @@
     <w:r>
       <w:tab/>
       <w:tab/>
-      <w:t>2026-04-17</w:t>
+      <w:t>2026-04-18</w:t>
       <w:br/>
       <w:br/>
     </w:r>

--- a/tillsyn/A 12336-2026 tillsynsbegäran.docx
+++ b/tillsyn/A 12336-2026 tillsynsbegäran.docx
@@ -993,7 +993,7 @@
     <w:r>
       <w:tab/>
       <w:tab/>
-      <w:t>2026-04-18</w:t>
+      <w:t>2026-04-19</w:t>
       <w:br/>
       <w:br/>
     </w:r>

--- a/tillsyn/A 12336-2026 tillsynsbegäran.docx
+++ b/tillsyn/A 12336-2026 tillsynsbegäran.docx
@@ -993,7 +993,7 @@
     <w:r>
       <w:tab/>
       <w:tab/>
-      <w:t>2026-04-19</w:t>
+      <w:t>2026-04-20</w:t>
       <w:br/>
       <w:br/>
     </w:r>

--- a/tillsyn/A 12336-2026 tillsynsbegäran.docx
+++ b/tillsyn/A 12336-2026 tillsynsbegäran.docx
@@ -993,7 +993,7 @@
     <w:r>
       <w:tab/>
       <w:tab/>
-      <w:t>2026-04-20</w:t>
+      <w:t>2026-04-21</w:t>
       <w:br/>
       <w:br/>
     </w:r>

--- a/tillsyn/A 12336-2026 tillsynsbegäran.docx
+++ b/tillsyn/A 12336-2026 tillsynsbegäran.docx
@@ -993,7 +993,7 @@
     <w:r>
       <w:tab/>
       <w:tab/>
-      <w:t>2026-04-21</w:t>
+      <w:t>2026-04-22</w:t>
       <w:br/>
       <w:br/>
     </w:r>

--- a/tillsyn/A 12336-2026 tillsynsbegäran.docx
+++ b/tillsyn/A 12336-2026 tillsynsbegäran.docx
@@ -993,7 +993,7 @@
     <w:r>
       <w:tab/>
       <w:tab/>
-      <w:t>2026-04-22</w:t>
+      <w:t>2026-04-23</w:t>
       <w:br/>
       <w:br/>
     </w:r>

--- a/tillsyn/A 12336-2026 tillsynsbegäran.docx
+++ b/tillsyn/A 12336-2026 tillsynsbegäran.docx
@@ -993,7 +993,7 @@
     <w:r>
       <w:tab/>
       <w:tab/>
-      <w:t>2026-04-23</w:t>
+      <w:t>2026-04-24</w:t>
       <w:br/>
       <w:br/>
     </w:r>

--- a/tillsyn/A 12336-2026 tillsynsbegäran.docx
+++ b/tillsyn/A 12336-2026 tillsynsbegäran.docx
@@ -993,7 +993,7 @@
     <w:r>
       <w:tab/>
       <w:tab/>
-      <w:t>2026-04-24</w:t>
+      <w:t>2026-04-25</w:t>
       <w:br/>
       <w:br/>
     </w:r>

--- a/tillsyn/A 12336-2026 tillsynsbegäran.docx
+++ b/tillsyn/A 12336-2026 tillsynsbegäran.docx
@@ -993,7 +993,7 @@
     <w:r>
       <w:tab/>
       <w:tab/>
-      <w:t>2026-04-25</w:t>
+      <w:t>2026-04-26</w:t>
       <w:br/>
       <w:br/>
     </w:r>

--- a/tillsyn/A 12336-2026 tillsynsbegäran.docx
+++ b/tillsyn/A 12336-2026 tillsynsbegäran.docx
@@ -993,7 +993,7 @@
     <w:r>
       <w:tab/>
       <w:tab/>
-      <w:t>2026-05-16</w:t>
+      <w:t>2026-05-17</w:t>
       <w:br/>
       <w:br/>
     </w:r>

--- a/tillsyn/A 12336-2026 tillsynsbegäran.docx
+++ b/tillsyn/A 12336-2026 tillsynsbegäran.docx
@@ -993,7 +993,7 @@
     <w:r>
       <w:tab/>
       <w:tab/>
-      <w:t>2026-05-17</w:t>
+      <w:t>2026-05-18</w:t>
       <w:br/>
       <w:br/>
     </w:r>

--- a/tillsyn/A 12336-2026 tillsynsbegäran.docx
+++ b/tillsyn/A 12336-2026 tillsynsbegäran.docx
@@ -993,7 +993,7 @@
     <w:r>
       <w:tab/>
       <w:tab/>
-      <w:t>2026-05-18</w:t>
+      <w:t>2026-05-19</w:t>
       <w:br/>
       <w:br/>
     </w:r>

--- a/tillsyn/A 12336-2026 tillsynsbegäran.docx
+++ b/tillsyn/A 12336-2026 tillsynsbegäran.docx
@@ -993,7 +993,7 @@
     <w:r>
       <w:tab/>
       <w:tab/>
-      <w:t>2026-05-19</w:t>
+      <w:t>2026-05-20</w:t>
       <w:br/>
       <w:br/>
     </w:r>

--- a/tillsyn/A 12336-2026 tillsynsbegäran.docx
+++ b/tillsyn/A 12336-2026 tillsynsbegäran.docx
@@ -993,7 +993,7 @@
     <w:r>
       <w:tab/>
       <w:tab/>
-      <w:t>2026-05-20</w:t>
+      <w:t>2026-05-21</w:t>
       <w:br/>
       <w:br/>
     </w:r>

--- a/tillsyn/A 12336-2026 tillsynsbegäran.docx
+++ b/tillsyn/A 12336-2026 tillsynsbegäran.docx
@@ -993,7 +993,7 @@
     <w:r>
       <w:tab/>
       <w:tab/>
-      <w:t>2026-05-21</w:t>
+      <w:t>2026-05-22</w:t>
       <w:br/>
       <w:br/>
     </w:r>

--- a/tillsyn/A 12336-2026 tillsynsbegäran.docx
+++ b/tillsyn/A 12336-2026 tillsynsbegäran.docx
@@ -993,7 +993,7 @@
     <w:r>
       <w:tab/>
       <w:tab/>
-      <w:t>2026-05-22</w:t>
+      <w:t>2026-05-23</w:t>
       <w:br/>
       <w:br/>
     </w:r>

--- a/tillsyn/A 12336-2026 tillsynsbegäran.docx
+++ b/tillsyn/A 12336-2026 tillsynsbegäran.docx
@@ -993,7 +993,7 @@
     <w:r>
       <w:tab/>
       <w:tab/>
-      <w:t>2026-05-23</w:t>
+      <w:t>2026-05-24</w:t>
       <w:br/>
       <w:br/>
     </w:r>

--- a/tillsyn/A 12336-2026 tillsynsbegäran.docx
+++ b/tillsyn/A 12336-2026 tillsynsbegäran.docx
@@ -993,7 +993,7 @@
     <w:r>
       <w:tab/>
       <w:tab/>
-      <w:t>2026-05-24</w:t>
+      <w:t>2026-05-25</w:t>
       <w:br/>
       <w:br/>
     </w:r>

--- a/tillsyn/A 12336-2026 tillsynsbegäran.docx
+++ b/tillsyn/A 12336-2026 tillsynsbegäran.docx
@@ -993,7 +993,7 @@
     <w:r>
       <w:tab/>
       <w:tab/>
-      <w:t>2026-05-25</w:t>
+      <w:t>2026-05-26</w:t>
       <w:br/>
       <w:br/>
     </w:r>

--- a/tillsyn/A 12336-2026 tillsynsbegäran.docx
+++ b/tillsyn/A 12336-2026 tillsynsbegäran.docx
@@ -993,7 +993,7 @@
     <w:r>
       <w:tab/>
       <w:tab/>
-      <w:t>2026-05-26</w:t>
+      <w:t>2026-05-27</w:t>
       <w:br/>
       <w:br/>
     </w:r>

--- a/tillsyn/A 12336-2026 tillsynsbegäran.docx
+++ b/tillsyn/A 12336-2026 tillsynsbegäran.docx
@@ -993,7 +993,7 @@
     <w:r>
       <w:tab/>
       <w:tab/>
-      <w:t>2026-05-27</w:t>
+      <w:t>2026-05-28</w:t>
       <w:br/>
       <w:br/>
     </w:r>

--- a/tillsyn/A 12336-2026 tillsynsbegäran.docx
+++ b/tillsyn/A 12336-2026 tillsynsbegäran.docx
@@ -993,7 +993,7 @@
     <w:r>
       <w:tab/>
       <w:tab/>
-      <w:t>2026-05-28</w:t>
+      <w:t>2026-05-29</w:t>
       <w:br/>
       <w:br/>
     </w:r>

--- a/tillsyn/A 12336-2026 tillsynsbegäran.docx
+++ b/tillsyn/A 12336-2026 tillsynsbegäran.docx
@@ -993,7 +993,7 @@
     <w:r>
       <w:tab/>
       <w:tab/>
-      <w:t>2026-05-29</w:t>
+      <w:t>2026-05-30</w:t>
       <w:br/>
       <w:br/>
     </w:r>

--- a/tillsyn/A 12336-2026 tillsynsbegäran.docx
+++ b/tillsyn/A 12336-2026 tillsynsbegäran.docx
@@ -993,7 +993,7 @@
     <w:r>
       <w:tab/>
       <w:tab/>
-      <w:t>2026-05-30</w:t>
+      <w:t>2026-05-31</w:t>
       <w:br/>
       <w:br/>
     </w:r>

--- a/tillsyn/A 12336-2026 tillsynsbegäran.docx
+++ b/tillsyn/A 12336-2026 tillsynsbegäran.docx
@@ -993,7 +993,7 @@
     <w:r>
       <w:tab/>
       <w:tab/>
-      <w:t>2026-05-31</w:t>
+      <w:t>2026-06-01</w:t>
       <w:br/>
       <w:br/>
     </w:r>

--- a/tillsyn/A 12336-2026 tillsynsbegäran.docx
+++ b/tillsyn/A 12336-2026 tillsynsbegäran.docx
@@ -993,7 +993,7 @@
     <w:r>
       <w:tab/>
       <w:tab/>
-      <w:t>2026-06-01</w:t>
+      <w:t>2026-06-02</w:t>
       <w:br/>
       <w:br/>
     </w:r>

--- a/tillsyn/A 12336-2026 tillsynsbegäran.docx
+++ b/tillsyn/A 12336-2026 tillsynsbegäran.docx
@@ -993,7 +993,7 @@
     <w:r>
       <w:tab/>
       <w:tab/>
-      <w:t>2026-06-02</w:t>
+      <w:t>2026-06-03</w:t>
       <w:br/>
       <w:br/>
     </w:r>

--- a/tillsyn/A 12336-2026 tillsynsbegäran.docx
+++ b/tillsyn/A 12336-2026 tillsynsbegäran.docx
@@ -993,7 +993,7 @@
     <w:r>
       <w:tab/>
       <w:tab/>
-      <w:t>2026-06-03</w:t>
+      <w:t>2026-06-04</w:t>
       <w:br/>
       <w:br/>
     </w:r>

--- a/tillsyn/A 12336-2026 tillsynsbegäran.docx
+++ b/tillsyn/A 12336-2026 tillsynsbegäran.docx
@@ -993,7 +993,7 @@
     <w:r>
       <w:tab/>
       <w:tab/>
-      <w:t>2026-06-04</w:t>
+      <w:t>2026-06-05</w:t>
       <w:br/>
       <w:br/>
     </w:r>

--- a/tillsyn/A 12336-2026 tillsynsbegäran.docx
+++ b/tillsyn/A 12336-2026 tillsynsbegäran.docx
@@ -993,7 +993,7 @@
     <w:r>
       <w:tab/>
       <w:tab/>
-      <w:t>2026-06-05</w:t>
+      <w:t>2026-06-06</w:t>
       <w:br/>
       <w:br/>
     </w:r>

--- a/tillsyn/A 12336-2026 tillsynsbegäran.docx
+++ b/tillsyn/A 12336-2026 tillsynsbegäran.docx
@@ -993,7 +993,7 @@
     <w:r>
       <w:tab/>
       <w:tab/>
-      <w:t>2026-06-06</w:t>
+      <w:t>2026-06-07</w:t>
       <w:br/>
       <w:br/>
     </w:r>

--- a/tillsyn/A 12336-2026 tillsynsbegäran.docx
+++ b/tillsyn/A 12336-2026 tillsynsbegäran.docx
@@ -993,7 +993,7 @@
     <w:r>
       <w:tab/>
       <w:tab/>
-      <w:t>2026-06-07</w:t>
+      <w:t>2026-06-08</w:t>
       <w:br/>
       <w:br/>
     </w:r>

--- a/tillsyn/A 12336-2026 tillsynsbegäran.docx
+++ b/tillsyn/A 12336-2026 tillsynsbegäran.docx
@@ -993,7 +993,7 @@
     <w:r>
       <w:tab/>
       <w:tab/>
-      <w:t>2026-06-08</w:t>
+      <w:t>2026-06-09</w:t>
       <w:br/>
       <w:br/>
     </w:r>

--- a/tillsyn/A 12336-2026 tillsynsbegäran.docx
+++ b/tillsyn/A 12336-2026 tillsynsbegäran.docx
@@ -993,7 +993,7 @@
     <w:r>
       <w:tab/>
       <w:tab/>
-      <w:t>2026-06-09</w:t>
+      <w:t>2026-06-10</w:t>
       <w:br/>
       <w:br/>
     </w:r>

--- a/tillsyn/A 12336-2026 tillsynsbegäran.docx
+++ b/tillsyn/A 12336-2026 tillsynsbegäran.docx
@@ -993,7 +993,7 @@
     <w:r>
       <w:tab/>
       <w:tab/>
-      <w:t>2026-06-10</w:t>
+      <w:t>2026-06-11</w:t>
       <w:br/>
       <w:br/>
     </w:r>

--- a/tillsyn/A 12336-2026 tillsynsbegäran.docx
+++ b/tillsyn/A 12336-2026 tillsynsbegäran.docx
@@ -993,7 +993,7 @@
     <w:r>
       <w:tab/>
       <w:tab/>
-      <w:t>2026-06-11</w:t>
+      <w:t>2026-06-12</w:t>
       <w:br/>
       <w:br/>
     </w:r>

--- a/tillsyn/A 12336-2026 tillsynsbegäran.docx
+++ b/tillsyn/A 12336-2026 tillsynsbegäran.docx
@@ -993,7 +993,7 @@
     <w:r>
       <w:tab/>
       <w:tab/>
-      <w:t>2026-06-12</w:t>
+      <w:t>2026-06-13</w:t>
       <w:br/>
       <w:br/>
     </w:r>

--- a/tillsyn/A 12336-2026 tillsynsbegäran.docx
+++ b/tillsyn/A 12336-2026 tillsynsbegäran.docx
@@ -993,7 +993,7 @@
     <w:r>
       <w:tab/>
       <w:tab/>
-      <w:t>2026-06-13</w:t>
+      <w:t>2026-06-14</w:t>
       <w:br/>
       <w:br/>
     </w:r>

--- a/tillsyn/A 12336-2026 tillsynsbegäran.docx
+++ b/tillsyn/A 12336-2026 tillsynsbegäran.docx
@@ -1336,7 +1336,7 @@
     <w:r>
       <w:tab/>
       <w:tab/>
-      <w:t>2026-07-13</w:t>
+      <w:t>2026-07-14</w:t>
       <w:br/>
       <w:br/>
     </w:r>

--- a/tillsyn/A 12336-2026 tillsynsbegäran.docx
+++ b/tillsyn/A 12336-2026 tillsynsbegäran.docx
@@ -1336,7 +1336,7 @@
     <w:r>
       <w:tab/>
       <w:tab/>
-      <w:t>2026-07-14</w:t>
+      <w:t>2026-07-15</w:t>
       <w:br/>
       <w:br/>
     </w:r>

--- a/tillsyn/A 12336-2026 tillsynsbegäran.docx
+++ b/tillsyn/A 12336-2026 tillsynsbegäran.docx
@@ -1336,7 +1336,7 @@
     <w:r>
       <w:tab/>
       <w:tab/>
-      <w:t>2026-07-15</w:t>
+      <w:t>2026-07-16</w:t>
       <w:br/>
       <w:br/>
     </w:r>

--- a/tillsyn/A 12336-2026 tillsynsbegäran.docx
+++ b/tillsyn/A 12336-2026 tillsynsbegäran.docx
@@ -1336,7 +1336,7 @@
     <w:r>
       <w:tab/>
       <w:tab/>
-      <w:t>2026-07-16</w:t>
+      <w:t>2026-07-17</w:t>
       <w:br/>
       <w:br/>
     </w:r>

--- a/tillsyn/A 12336-2026 tillsynsbegäran.docx
+++ b/tillsyn/A 12336-2026 tillsynsbegäran.docx
@@ -1336,7 +1336,7 @@
     <w:r>
       <w:tab/>
       <w:tab/>
-      <w:t>2026-07-17</w:t>
+      <w:t>2026-07-18</w:t>
       <w:br/>
       <w:br/>
     </w:r>

--- a/tillsyn/A 12336-2026 tillsynsbegäran.docx
+++ b/tillsyn/A 12336-2026 tillsynsbegäran.docx
@@ -1336,7 +1336,7 @@
     <w:r>
       <w:tab/>
       <w:tab/>
-      <w:t>2026-07-18</w:t>
+      <w:t>2026-07-19</w:t>
       <w:br/>
       <w:br/>
     </w:r>

--- a/tillsyn/A 12336-2026 tillsynsbegäran.docx
+++ b/tillsyn/A 12336-2026 tillsynsbegäran.docx
@@ -1336,7 +1336,7 @@
     <w:r>
       <w:tab/>
       <w:tab/>
-      <w:t>2026-07-19</w:t>
+      <w:t>2026-07-20</w:t>
       <w:br/>
       <w:br/>
     </w:r>

--- a/tillsyn/A 12336-2026 tillsynsbegäran.docx
+++ b/tillsyn/A 12336-2026 tillsynsbegäran.docx
@@ -1336,7 +1336,7 @@
     <w:r>
       <w:tab/>
       <w:tab/>
-      <w:t>2026-07-20</w:t>
+      <w:t>2026-07-21</w:t>
       <w:br/>
       <w:br/>
     </w:r>

--- a/tillsyn/A 12336-2026 tillsynsbegäran.docx
+++ b/tillsyn/A 12336-2026 tillsynsbegäran.docx
@@ -1336,7 +1336,7 @@
     <w:r>
       <w:tab/>
       <w:tab/>
-      <w:t>2026-07-21</w:t>
+      <w:t>2026-07-22</w:t>
       <w:br/>
       <w:br/>
     </w:r>

--- a/tillsyn/A 12336-2026 tillsynsbegäran.docx
+++ b/tillsyn/A 12336-2026 tillsynsbegäran.docx
@@ -1336,7 +1336,7 @@
     <w:r>
       <w:tab/>
       <w:tab/>
-      <w:t>2026-07-22</w:t>
+      <w:t>2026-07-23</w:t>
       <w:br/>
       <w:br/>
     </w:r>

--- a/tillsyn/A 12336-2026 tillsynsbegäran.docx
+++ b/tillsyn/A 12336-2026 tillsynsbegäran.docx
@@ -1336,7 +1336,7 @@
     <w:r>
       <w:tab/>
       <w:tab/>
-      <w:t>2026-07-23</w:t>
+      <w:t>2026-07-24</w:t>
       <w:br/>
       <w:br/>
     </w:r>

--- a/tillsyn/A 12336-2026 tillsynsbegäran.docx
+++ b/tillsyn/A 12336-2026 tillsynsbegäran.docx
@@ -1336,7 +1336,7 @@
     <w:r>
       <w:tab/>
       <w:tab/>
-      <w:t>2026-07-24</w:t>
+      <w:t>2026-07-25</w:t>
       <w:br/>
       <w:br/>
     </w:r>

--- a/tillsyn/A 12336-2026 tillsynsbegäran.docx
+++ b/tillsyn/A 12336-2026 tillsynsbegäran.docx
@@ -1336,7 +1336,7 @@
     <w:r>
       <w:tab/>
       <w:tab/>
-      <w:t>2026-07-25</w:t>
+      <w:t>2026-07-26</w:t>
       <w:br/>
       <w:br/>
     </w:r>

--- a/tillsyn/A 12336-2026 tillsynsbegäran.docx
+++ b/tillsyn/A 12336-2026 tillsynsbegäran.docx
@@ -1336,7 +1336,7 @@
     <w:r>
       <w:tab/>
       <w:tab/>
-      <w:t>2026-07-26</w:t>
+      <w:t>2026-07-27</w:t>
       <w:br/>
       <w:br/>
     </w:r>

--- a/tillsyn/A 12336-2026 tillsynsbegäran.docx
+++ b/tillsyn/A 12336-2026 tillsynsbegäran.docx
@@ -1336,7 +1336,7 @@
     <w:r>
       <w:tab/>
       <w:tab/>
-      <w:t>2026-07-27</w:t>
+      <w:t>2026-07-28</w:t>
       <w:br/>
       <w:br/>
     </w:r>

--- a/tillsyn/A 12336-2026 tillsynsbegäran.docx
+++ b/tillsyn/A 12336-2026 tillsynsbegäran.docx
@@ -1336,7 +1336,7 @@
     <w:r>
       <w:tab/>
       <w:tab/>
-      <w:t>2026-07-28</w:t>
+      <w:t>2026-07-29</w:t>
       <w:br/>
       <w:br/>
     </w:r>

--- a/tillsyn/A 12336-2026 tillsynsbegäran.docx
+++ b/tillsyn/A 12336-2026 tillsynsbegäran.docx
@@ -1336,7 +1336,7 @@
     <w:r>
       <w:tab/>
       <w:tab/>
-      <w:t>2026-07-29</w:t>
+      <w:t>2026-07-30</w:t>
       <w:br/>
       <w:br/>
     </w:r>

--- a/tillsyn/A 12336-2026 tillsynsbegäran.docx
+++ b/tillsyn/A 12336-2026 tillsynsbegäran.docx
@@ -1336,7 +1336,7 @@
     <w:r>
       <w:tab/>
       <w:tab/>
-      <w:t>2026-07-30</w:t>
+      <w:t>2026-07-31</w:t>
       <w:br/>
       <w:br/>
     </w:r>
